--- a/docs/general.docx
+++ b/docs/general.docx
@@ -242,7 +242,69 @@
         <w:t>Sign Up &amp; Login:</w:t>
       </w:r>
       <w:r>
-        <w:t xml:space="preserve"> Registration via Email/Password or Social Login (Google).</w:t>
+        <w:t xml:space="preserve"> </w:t>
+      </w:r>
+      <w:r>
+        <w:rPr>
+          <w:b/>
+        </w:rPr>
+        <w:t>Google Sign-In only.</w:t>
+      </w:r>
+      <w:r>
+        <w:t xml:space="preserve"> There is no email/password option. The account key is the Google </w:t>
+      </w:r>
+      <w:r>
+        <w:rPr>
+          <w:rFonts w:ascii="Consolas" w:hAnsi="Consolas"/>
+          <w:color w:val="A03030"/>
+          <w:sz w:val="19"/>
+        </w:rPr>
+        <w:t>sub</w:t>
+      </w:r>
+      <w:r>
+        <w:t xml:space="preserve"> claim; </w:t>
+      </w:r>
+      <w:r>
+        <w:rPr>
+          <w:b/>
+        </w:rPr>
+        <w:t>the email address is deliberately never stored</w:t>
+      </w:r>
+      <w:r>
+        <w:t xml:space="preserve"> (see </w:t>
+      </w:r>
+      <w:r>
+        <w:rPr>
+          <w:rFonts w:ascii="Consolas" w:hAnsi="Consolas"/>
+          <w:color w:val="A03030"/>
+          <w:sz w:val="19"/>
+        </w:rPr>
+        <w:t>docs/tables.md</w:t>
+      </w:r>
+      <w:r>
+        <w:t xml:space="preserve"> and </w:t>
+      </w:r>
+      <w:r>
+        <w:rPr>
+          <w:rFonts w:ascii="Consolas" w:hAnsi="Consolas"/>
+          <w:color w:val="A03030"/>
+          <w:sz w:val="19"/>
+        </w:rPr>
+        <w:t>docs/auth.md</w:t>
+      </w:r>
+      <w:r>
+        <w:t xml:space="preserve">). Sign-up and login are the same action — an unknown </w:t>
+      </w:r>
+      <w:r>
+        <w:rPr>
+          <w:rFonts w:ascii="Consolas" w:hAnsi="Consolas"/>
+          <w:color w:val="A03030"/>
+          <w:sz w:val="19"/>
+        </w:rPr>
+        <w:t>sub</w:t>
+      </w:r>
+      <w:r>
+        <w:t xml:space="preserve"> creates an account, a known one logs in.</w:t>
       </w:r>
     </w:p>
     <w:p>
@@ -302,7 +364,7 @@
         <w:t>There is no image upload anywhere in the product</w:t>
       </w:r>
       <w:r>
-        <w:t xml:space="preserve"> — no upload endpoint, no storage bucket, no image processing. The schema reserves an </w:t>
+        <w:t xml:space="preserve"> — no upload endpoint, no storage bucket, no image processing. The schema reserves the nullable </w:t>
       </w:r>
       <w:r>
         <w:rPr>
@@ -310,7 +372,7 @@
           <w:color w:val="A03030"/>
           <w:sz w:val="19"/>
         </w:rPr>
-        <w:t>avatar_url</w:t>
+        <w:t>profile_picture_url</w:t>
       </w:r>
       <w:r>
         <w:t xml:space="preserve"> column so real uploads remain possible later without a migration.</w:t>
@@ -766,10 +828,24 @@
         <w:rPr>
           <w:b/>
         </w:rPr>
+        <w:t>Privacy by minimisation.</w:t>
+      </w:r>
+      <w:r>
+        <w:t xml:space="preserve"> No user email addresses and no passwords are stored. The administrative area (UC-19) therefore cannot display personal data, because none exists in the system. The accepted cost: the product can never email a user, and an account whose Google login is lost cannot be recovered.</w:t>
+      </w:r>
+    </w:p>
+    <w:p>
+      <w:pPr>
+        <w:pStyle w:val="ListBullet"/>
+      </w:pPr>
+      <w:r>
+        <w:rPr>
+          <w:b/>
+        </w:rPr>
         <w:t>Security:</w:t>
       </w:r>
       <w:r>
-        <w:t xml:space="preserve"> Passwords are hashed with bcrypt and never logged. Session tokens are carried in </w:t>
+        <w:t xml:space="preserve"> Session tokens are carried in </w:t>
       </w:r>
       <w:r>
         <w:rPr>

--- a/docs/general.docx
+++ b/docs/general.docx
@@ -907,7 +907,7 @@
         <w:pStyle w:val="ListBullet2"/>
       </w:pPr>
       <w:r>
-        <w:t>username</w:t>
+        <w:t>displayName</w:t>
       </w:r>
     </w:p>
     <w:p>

--- a/docs/general.docx
+++ b/docs/general.docx
@@ -355,7 +355,7 @@
         <w:t>Profile pictures are generated, not uploaded.</w:t>
       </w:r>
       <w:r>
-        <w:t xml:space="preserve"> The avatar is the user's initials over a colour derived deterministically from their id, so the same user always renders identically. Users who sign in with Google keep the picture Google provides. </w:t>
+        <w:t xml:space="preserve"> The avatar is the user's initials over a colour derived deterministically from their id, so the same user always renders identically. Users who sign in with Google may choose their Google photo instead during onboarding; the generated avatar is the default, and a declined photo is deleted and never stored again. </w:t>
       </w:r>
       <w:r>
         <w:rPr>
